--- a/example_articles/countries/Unspecified/3.countries_Unspecified_New_York_Times.docx
+++ b/example_articles/countries/Unspecified/3.countries_Unspecified_New_York_Times.docx
@@ -29,17 +29,17 @@
     </w:p>
     <w:p>
       <w:r>
-        <w:t>Source File: NYT/38.DOCX</w:t>
+        <w:t>Source file: NYT/38.DOCX</w:t>
       </w:r>
     </w:p>
     <w:p>
       <w:r>
-        <w:t>Raw locations result: ['NA']</w:t>
+        <w:t>Raw locations result, 'locations': ['NA']</w:t>
       </w:r>
     </w:p>
     <w:p>
       <w:r>
-        <w:t>countries_stand_flat (Standardized): Unspecified</w:t>
+        <w:t>Standardized locations result, 'countries_stand_flat': Unspecified</w:t>
       </w:r>
     </w:p>
     <w:p>

--- a/example_articles/countries/Unspecified/3.countries_Unspecified_New_York_Times.docx
+++ b/example_articles/countries/Unspecified/3.countries_Unspecified_New_York_Times.docx
@@ -7,9 +7,7 @@
         <w:pStyle w:val="Heading1"/>
       </w:pPr>
       <w:r>
-        <w:t>Reviews/Television;</w:t>
-        <w:br/>
-        <w:t>A Life of Garbo, Mostly Through Films</w:t>
+        <w:t>RAISING THE IRON CURTAIN</w:t>
       </w:r>
     </w:p>
     <w:p>
@@ -19,17 +17,17 @@
     </w:p>
     <w:p>
       <w:r>
-        <w:t>Date: 1990-12-03</w:t>
+        <w:t>Date: 1990-04-29</w:t>
       </w:r>
     </w:p>
     <w:p>
       <w:r>
-        <w:t>Section: Section C;; Section C; Page 18; Column 4; Cultural Desk; Column 4;; Review</w:t>
+        <w:t>Section: Section 7; Page 16, Column 2; Book Review Desk; Review</w:t>
       </w:r>
     </w:p>
     <w:p>
       <w:r>
-        <w:t>Source file: NYT/38.DOCX</w:t>
+        <w:t>Source file: NYT/36.DOCX</w:t>
       </w:r>
     </w:p>
     <w:p>
@@ -51,29 +49,31 @@
     </w:p>
     <w:p>
       <w:r>
-        <w:t>Ted Turner's TNT cable channel has been churning out a series of star biographies carefully keyed to the extensive and expensive library of films acquired by Mr. Turner in widely publicized deals. These so-called biodocs have a fairly rigid format, offering a compilation of film clips with a predictably gushing script read by a well-known contemporary actor.</w:t>
+        <w:t>THE SHATTERED BLOC</w:t>
         <w:br/>
-        <w:t>A couple of months ago, Jessica Lange was the host for a review of Vivien Leigh's career, not least her triumph in "Gone With the Wind," a jewel in the Turner library. The program was sketchy but promotionally on target. Tonight's effort, which can be seen at 8 and 11:30, is a bit more unusual and considerably more rewarding. Produced by Ellen M. Krass and Susan F. Walker and written by David Ansen, a film critic for Newsweek, with Glenn Close as host, "The Divine Garbo" takes the unorthodox approach of viewing the life of a Hollywood legend primarily through her movies.</w:t>
+        <w:t>Behind the Upheaval in Eastern Europe.</w:t>
         <w:br/>
-        <w:t>Greta Garbo really did want to be alone, although this documentary reminds us of her exact words: "I never said I want to be left alone. I only said I want to be let alone. There is a world of difference." In any event, she refused to get caught up in standard star shenanigans. No interviews, no autographs, no public-relations nonsense. Her very obstinacy became a mark of integrity, not to mention an invaluable source of free publicity. The "I vont to be alone" motif was incorporated into many of her movies, as a witty collage of clips proves in this documentary.</w:t>
+        <w:t>By Elie Abel.</w:t>
         <w:br/>
-        <w:t>Born in 1905 in Stockholm and originally named Greta Gustafsson, Garbo was the third child of working-class parents. Forced to go to work at the age of 14, she drifted into a modeling career, and there are some fascinating glimpses of her in promotional films made in the early 1920's. It was the Swedish director Mauritz Stiller, who was said to be a homosexual and who became her Svengali, who told her how to look, dress and act and who even arranged her debut as Greta Garbo in his 1924 film "The Saga of Gosta Berling."</w:t>
+        <w:t>278 pp. Boston:</w:t>
         <w:br/>
-        <w:t>Scouting for talent in Berlin, Louis B. Mayer signed a contract with Stiller, but only after the M-G-M mogul somewhat reluctantly agreed to give Garbo a contract as part of the deal. The rest is pop history, with the actress becoming an international star and her mentor eventually dismissed and returning to die brokenhearted in Sweden.</w:t>
+        <w:t>Houghton Mifflin Company.</w:t>
         <w:br/>
-        <w:t>This survey of Garbo's films, from silents to talkies, is crisply efficient, although certain details are annoying. Once again, we hear that John Gilbert, Garbo's great co-star and off-screen lover, could not make the transition to sound movies because the public laughed at his high-pitched voice. Yet minutes later, we watch Gilbert opposite Garbo in "Queen Christina" and his voice is quite ordinary, almost husky. Canards die hard, evidently.</w:t>
+        <w:t>$20.95.</w:t>
         <w:br/>
-        <w:t>What does come across magnificently is Garbo's extraordinary ability to appear completely unaffected in front of a camera. (William Daniels was the cinematographer for 20 of her 27 films.) Even today, when so many of the actors around her look dated and exaggerated, Garbo appears to be utterly fresh and timeless.</w:t>
+        <w:t>The transformation, in the last 10 months, of Eastern Europe from a dim, forbidding realm into some of the most fashionable real estate east of Trump Tower has been almost as fascinating to watch as its movement toward democracy.</w:t>
         <w:br/>
-        <w:t>The presentations of "The Divine Garbo" are to be followed by "Camille" (1937), at 9 P.M. with color added and at 12:30 A.M. in black and white. Watch it and be astonished. Garbo remains, as this documentary puts it, the screen's grandest illusion.</w:t>
+        <w:t>In one way or another, everyone seems to be getting into the Eastern European act. Where once there was only Philip Roth championing literary works from ''the other Europe,'' now there is Frank Zappa taking his famous mustache to Prague. The Eastern European ''freedom tour'' is the hottest thing in travel. I thought I had seen it all until Smart magazine did a photo spread a few months back on Slavic fashion blades. The countries that we for so long lumped together into one gray, indistinguishable mass of oppressive regimes and unpronounceable languages are now, incredibly, the rage.</w:t>
         <w:br/>
-        <w:t xml:space="preserve"> </w:t>
+        <w:t>Given this rush of superficial interest, a book like ''The Shattered Bloc'' is very welcome. Focusing on recent events, but with a solid discussion of the movements that preceded them, it serves as a useful primer to all the countries of Eastern Europe, including Yugoslavia. The author's assessments of their situations are honest, clear-sighted, uncompromising - and as a result, the book goes a long way toward explaining why the people in that part of the world may not necessarily share our current excitement over their fortunes.</w:t>
         <w:br/>
-        <w:t>The Divine Garbo</w:t>
+        <w:t>Elie Abel, the Chandler Professor of Communication at Stanford University, covered this part of the world for The New York Times in the 1950's. Which is to say that his familiarity goes back farther, and somewhat deeper, than that of the editors of fashionable magazines. Intrigued by the new developments, he took off for three months in 1988 to revisit the region and see things for himself.</w:t>
         <w:br/>
-        <w:t xml:space="preserve"> </w:t>
+        <w:t>An absence of over 30 years did not, sadly, create great problems of recognition. He found, for the most part, the same entrenched bureaucracies, shoddy goods, obsolete technologies. National economies, if anything, are in worse shape than before. At the time of his visits, he found, there was without question less everyday fear, but it was replaced, in many cases, by a brooding sense of desperation and hopelessness.</w:t>
         <w:br/>
-        <w:t>Directed and edited by Susan F. Walker; written by David Ansen; music by Mark Governor; director of photography, Bill Megalos; associate producer, Lissa Albaum; produced by Ellen M. Krass and Ms. Walker; Ms. Krass, executive producer; Glenn Close, host. At 8 and 11:30 P.M. today on TNT.</w:t>
+        <w:t>Mr. Abel does a good job of identifying each country's particular predicament. Hungary, for example, while economically better off than Poland, has had an opposition with few ties to the working class, a fact that could make reform much harder to implement. As the author wisely notes: ''In the minds of most citizens, who are neither politicians nor intellectuals, the very word 'reform' has come to stand for harder times ahead.''</w:t>
+        <w:br/>
+        <w:t>But the one problem that all these countries have in common is how to convert a moribund command economy into a robust market-driven one without exacerbating an already abysmal standard of living. For without economic success, the political gains that have been so gloriously won could evanesce. Mr. Abel's opinion, which occupies the last chapter of the book, is that the West in general, and the United States in particular, can and must give more financial aid. ''It amounts,'' he writes simply, ''to helping these nations demonstrate that totalitarian rule is not irreversible, that human liberty has a future even in a region the United States has long conceded to Communism, and that over the long term the artificial division of Europe can be peacefully terminated.''</w:t>
       </w:r>
     </w:p>
     <w:sectPr>

--- a/example_articles/countries/Unspecified/3.countries_Unspecified_New_York_Times.docx
+++ b/example_articles/countries/Unspecified/3.countries_Unspecified_New_York_Times.docx
@@ -7,7 +7,7 @@
         <w:pStyle w:val="Heading1"/>
       </w:pPr>
       <w:r>
-        <w:t>RAISING THE IRON CURTAIN</w:t>
+        <w:t>At HuffPost, Forum Ends For Unpaid Contributors</w:t>
       </w:r>
     </w:p>
     <w:p>
@@ -17,17 +17,17 @@
     </w:p>
     <w:p>
       <w:r>
-        <w:t>Date: 1990-04-29</w:t>
+        <w:t>Date: 2018-01-19</w:t>
       </w:r>
     </w:p>
     <w:p>
       <w:r>
-        <w:t>Section: Section 7; Page 16, Column 2; Book Review Desk; Review</w:t>
+        <w:t>Section: Section B; Column 0; Business/Financial Desk; Pg. 3</w:t>
       </w:r>
     </w:p>
     <w:p>
       <w:r>
-        <w:t>Source file: NYT/36.DOCX</w:t>
+        <w:t>Source file: NYT/21.DOCX</w:t>
       </w:r>
     </w:p>
     <w:p>
@@ -49,31 +49,50 @@
     </w:p>
     <w:p>
       <w:r>
-        <w:t>THE SHATTERED BLOC</w:t>
+        <w:t>Since its founding nearly 13 years ago, The Huffington Post has relied heavily on unpaid contributors, whose ranks included aspiring writers, citizen journalists and celebrities from the Rolodex of the site's co-founder Arianna Huffington.</w:t>
         <w:br/>
-        <w:t>Behind the Upheaval in Eastern Europe.</w:t>
+        <w:t xml:space="preserve">An early example of the unfiltered amateur journalism that propagated on the internet, the contributor pages were a mix of reported pieces and personal essays, and even generated national news. In 2008, Mayhill Fowler, a woman who said she had sold her car to fund travel on the campaign trail, set off a firestorm when she quoted Barack Obama at a fund-raiser saying that working-class voters ''cling to guns or religion.'' </w:t>
         <w:br/>
-        <w:t>By Elie Abel.</w:t>
+        <w:t xml:space="preserve">  But the site's days of encouraging everyday citizens to report on the news are over. On Thursday, it said it was immediately dissolving its self-publishing contributors platform -- which has mushroomed to include 100,000 writers -- in what is perhaps the most significant break from the past under its editor in chief, Lydia Polgreen, who joined the news site, which is now called HuffPost, a year ago.</w:t>
         <w:br/>
-        <w:t>278 pp. Boston:</w:t>
+        <w:t xml:space="preserve">  The decision was rooted as much in a move to declutter the site as in Ms. Polgreen's desire to focus on quality reporting and minimize unvetted stories at a time when there is so much misinformation online.</w:t>
         <w:br/>
-        <w:t>Houghton Mifflin Company.</w:t>
+        <w:t xml:space="preserve">  The site's everyone-is-welcome ethos was once seen as a democratizing force in news. But Ms. Polgreen said in an interview that unfiltered platforms had devolved into ''cacophonous, messy, hard-to-hear places where voices get drowned out and where the loudest shouting voice prevails.''</w:t>
         <w:br/>
-        <w:t>$20.95.</w:t>
+        <w:t xml:space="preserve">  ''Certainly the environment where fake news is flourishing is one where it gets harder and harder to support the idea of a 'let a thousand flowers bloom' kind of publishing platform,'' Ms. Polgreen said.</w:t>
         <w:br/>
-        <w:t>The transformation, in the last 10 months, of Eastern Europe from a dim, forbidding realm into some of the most fashionable real estate east of Trump Tower has been almost as fascinating to watch as its movement toward democracy.</w:t>
+        <w:t xml:space="preserve">  Recently, for instance, a contributor with the byline Waqas KH published an article about Felix Sater, an associate of President Trump, that he had been paid to post. The site has since deleted the article.</w:t>
         <w:br/>
-        <w:t>In one way or another, everyone seems to be getting into the Eastern European act. Where once there was only Philip Roth championing literary works from ''the other Europe,'' now there is Frank Zappa taking his famous mustache to Prague. The Eastern European ''freedom tour'' is the hottest thing in travel. I thought I had seen it all until Smart magazine did a photo spread a few months back on Slavic fashion blades. The countries that we for so long lumped together into one gray, indistinguishable mass of oppressive regimes and unpronounceable languages are now, incredibly, the rage.</w:t>
+        <w:t xml:space="preserve">  In place of the unpaid contributors platform, the site introduced new opinion and personal sections that will include paid contributors who will work with HuffPost editors.</w:t>
         <w:br/>
-        <w:t>Given this rush of superficial interest, a book like ''The Shattered Bloc'' is very welcome. Focusing on recent events, but with a solid discussion of the movements that preceded them, it serves as a useful primer to all the countries of Eastern Europe, including Yugoslavia. The author's assessments of their situations are honest, clear-sighted, uncompromising - and as a result, the book goes a long way toward explaining why the people in that part of the world may not necessarily share our current excitement over their fortunes.</w:t>
+        <w:t xml:space="preserve">  The elimination of the platform, which drove 10 to 15 percent of the site's traffic, is only the latest change for the site since Ms. Polgreen, 42, took the helm after Ms. Huffington stepped down. In short order, she changed the site's name and redesigned its home page. Though she is closing one of the site's most populist components, she has also articulated an inclusive vision for the site inspired by big-city tabloids and local television news and aimed at an ideologically agnostic population of Americans who are ''never going to pay for news.''</w:t>
         <w:br/>
-        <w:t>Elie Abel, the Chandler Professor of Communication at Stanford University, covered this part of the world for The New York Times in the 1950's. Which is to say that his familiarity goes back farther, and somewhat deeper, than that of the editors of fashionable magazines. Intrigued by the new developments, he took off for three months in 1988 to revisit the region and see things for himself.</w:t>
+        <w:t xml:space="preserve">  Her first year has not been without its challenges. Over the summer, HuffPost laid off some 40 employees, including the site's only Pulitzer Prize winner, David Wood. (HuffPost has roughly 210 editorial employees in the United States, in addition to the 340 who work for its international editions.) Within the company, there was a sense that the Washington bureau had been hit particularly hard, which some viewed as unsettling given HuffPost's long association with political reporting.</w:t>
         <w:br/>
-        <w:t>An absence of over 30 years did not, sadly, create great problems of recognition. He found, for the most part, the same entrenched bureaucracies, shoddy goods, obsolete technologies. National economies, if anything, are in worse shape than before. At the time of his visits, he found, there was without question less everyday fear, but it was replaced, in many cases, by a brooding sense of desperation and hopelessness.</w:t>
+        <w:t xml:space="preserve">  Also, Ryan Grim, the Washington bureau chief, and Sam Stein, the senior politics editor, left the site last year. Ms. Polgreen has refocused the political coverage to include more in-depth reporting beyond Washington and New York.</w:t>
         <w:br/>
-        <w:t>Mr. Abel does a good job of identifying each country's particular predicament. Hungary, for example, while economically better off than Poland, has had an opposition with few ties to the working class, a fact that could make reform much harder to implement. As the author wisely notes: ''In the minds of most citizens, who are neither politicians nor intellectuals, the very word 'reform' has come to stand for harder times ahead.''</w:t>
+        <w:t xml:space="preserve">  ''We're thinking less about how many people are crawling around the halls of Congress asking the same questions to the same senators all day every day,'' she said. She added that she wanted to have ''a large cadre of journalists'' who reported from around the country.</w:t>
         <w:br/>
-        <w:t>But the one problem that all these countries have in common is how to convert a moribund command economy into a robust market-driven one without exacerbating an already abysmal standard of living. For without economic success, the political gains that have been so gloriously won could evanesce. Mr. Abel's opinion, which occupies the last chapter of the book, is that the West in general, and the United States in particular, can and must give more financial aid. ''It amounts,'' he writes simply, ''to helping these nations demonstrate that totalitarian rule is not irreversible, that human liberty has a future even in a region the United States has long conceded to Communism, and that over the long term the artificial division of Europe can be peacefully terminated.''</w:t>
+        <w:t xml:space="preserve">  And while Ms. Polgreen has not been shy about sharing her vision for HuffPost and her opinions about journalism -- she has appeared three times on CNN's media analysis program, ''Reliable Sources,'' since joining HuffPost and is a frequent presence at media events -- not all of her ambitious plans have been borne out yet. Ms. Polgreen, for instance, has yet to hire any reporters outside Washington and New York. She said in the interview that she had been focused first on building out an editing team and intended to hire more reporters this year.</w:t>
+        <w:br/>
+        <w:t xml:space="preserve">  Traffic to the site has fallen in the last several years, though Ms. Polgreen said she cared more about connecting with readers than audience size. Neither she nor Jared Grusd, HuffPost's chief executive, would comment on whether the company was profitable.</w:t>
+        <w:br/>
+        <w:t xml:space="preserve">  During the interview, in a conference room that serves as her makeshift office, Ms. Polgreen, a former correspondent and editor at The New York Times, spoke enthusiastically about her global ambitions (almost 60 percent of the site's traffic comes from outside the United States) and her plans for HuffPost's business model (she did not rule out offering some sort of subscription product in the future).</w:t>
+        <w:br/>
+        <w:t xml:space="preserve">  She also showed no concerns about running a historically left-leaning, labor-supporting website owned by the corporate giant Verizon.</w:t>
+        <w:br/>
+        <w:t xml:space="preserve">  ''We're working as part of a company that's developing really exciting new products that will be consumed on mobile phones,'' she said. ''And we actually work for the phone company.''</w:t>
+        <w:br/>
+        <w:br/>
+        <w:t>https://www.nytimes.com/2018/01/18/business/media/huffpost-unpaid-contributors.html</w:t>
+        <w:br/>
+        <w:br/>
+        <w:t>Graphic</w:t>
+        <w:br/>
+        <w:br/>
+        <w:t xml:space="preserve"> </w:t>
+        <w:br/>
+        <w:t>PHOTOS: A conference room at HuffPost in Manhattan, left. Under its editor in chief, Lydia Polgreen, above, the website is dissolving its self-publishing platform. (PHOTOGRAPHS BY VINCENT TULLO FOR THE NEW YORK TIMES)</w:t>
       </w:r>
     </w:p>
     <w:sectPr>
